--- a/manuscript_figures/scidata_figures/v9_si.docx
+++ b/manuscript_figures/scidata_figures/v9_si.docx
@@ -2650,7 +2650,7 @@
           </w:tcPr>
           <w:p>
             <w:r>
-              <w:t>Unresolved systems and readiness evidence</w:t>
+              <w:t>Release-boundary exceptions: 13 unresolved records and one excluded duplicate/mislabel</w:t>
             </w:r>
           </w:p>
         </w:tc>
@@ -2660,7 +2660,7 @@
           </w:tcPr>
           <w:p>
             <w:r>
-              <w:t>13 rows</w:t>
+              <w:t>14 rows</w:t>
             </w:r>
           </w:p>
         </w:tc>
@@ -2714,7 +2714,7 @@
           </w:tcPr>
           <w:p>
             <w:r>
-              <w:t>Complete archive manifest with checksums</w:t>
+              <w:t>Source inventory for production-trajectory and topology evidence (not an archive manifest)</w:t>
             </w:r>
           </w:p>
         </w:tc>
@@ -2724,7 +2724,7 @@
           </w:tcPr>
           <w:p>
             <w:r>
-              <w:t>One row per file</w:t>
+              <w:t>416 rows</w:t>
             </w:r>
           </w:p>
         </w:tc>
@@ -2746,7 +2746,7 @@
           </w:tcPr>
           <w:p>
             <w:r>
-              <w:t>Pocket summaries with GPCRdb mappings</w:t>
+              <w:t>Pocket summaries with GPCRdb mappings and explicit unavailable records</w:t>
             </w:r>
           </w:p>
         </w:tc>
@@ -2756,7 +2756,7 @@
           </w:tcPr>
           <w:p>
             <w:r>
-              <w:t>One row per system/pocket</w:t>
+              <w:t>One row per pocket plus two unavailable-system rows</w:t>
             </w:r>
           </w:p>
         </w:tc>
@@ -2778,7 +2778,7 @@
           </w:tcPr>
           <w:p>
             <w:r>
-              <w:t>Gateway records</w:t>
+              <w:t>Current gateway summaries</w:t>
             </w:r>
           </w:p>
         </w:tc>
@@ -2788,7 +2788,7 @@
           </w:tcPr>
           <w:p>
             <w:r>
-              <w:t>One row per system/replica/TM pair/metric</w:t>
+              <w:t>208 systems</w:t>
             </w:r>
           </w:p>
         </w:tc>
@@ -2810,7 +2810,7 @@
           </w:tcPr>
           <w:p>
             <w:r>
-              <w:t>Full production-trajectory QC</w:t>
+              <w:t>Selected-replica release ledger (not full archived file QC)</w:t>
             </w:r>
           </w:p>
         </w:tc>
@@ -2842,7 +2842,7 @@
           </w:tcPr>
           <w:p>
             <w:r>
-              <w:t>Reduced-trajectory audit</w:t>
+              <w:t>Final-cohort readiness/QC evidence</w:t>
             </w:r>
           </w:p>
         </w:tc>
@@ -2874,7 +2874,7 @@
           </w:tcPr>
           <w:p>
             <w:r>
-              <w:t>Final-cohort API schema and response fixtures</w:t>
+              <w:t>Current final-cohort API access coverage</w:t>
             </w:r>
           </w:p>
         </w:tc>
@@ -2884,7 +2884,7 @@
           </w:tcPr>
           <w:p>
             <w:r>
-              <w:t>Versioned JSON/YAML</w:t>
+              <w:t>10 record types</w:t>
             </w:r>
           </w:p>
         </w:tc>
@@ -2906,7 +2906,7 @@
           </w:tcPr>
           <w:p>
             <w:r>
-              <w:t>Code/environment inventory and example-workflow outputs</w:t>
+              <w:t>Code and environment inventory</w:t>
             </w:r>
           </w:p>
         </w:tc>
@@ -2916,7 +2916,7 @@
           </w:tcPr>
           <w:p>
             <w:r>
-              <w:t>One frozen release</w:t>
+              <w:t>One compact inventory</w:t>
             </w:r>
           </w:p>
         </w:tc>
